--- a/landing-page/program-detail/rushford-business-school/msc/03-msc-in-operations-and-supply-chain-management.docx
+++ b/landing-page/program-detail/rushford-business-school/msc/03-msc-in-operations-and-supply-chain-management.docx
@@ -336,7 +336,7 @@
     </w:p>
     <w:p>
       <w:r>
-        <w:t>Supply chain stopped being a back-office function the year it became a boardroom headline. This MSc answers that shift: five core management courses first, then ten specialization courses spanning operations, logistics, inventory control, production scheduling, warehouse management, procurement, and the analytics that hold the whole thing together.</w:t>
+        <w:t>Supply chain stopped being a back-office function the year it became a boardroom headline. This MSc answers that shift: five core management courses first, then ten specialisation courses spanning operations, logistics, inventory control, production scheduling, warehouse management, procurement, and the analytics that hold the whole thing together.</w:t>
       </w:r>
     </w:p>
     <w:p>
@@ -454,7 +454,7 @@
         <w:pStyle w:val="ListNumber"/>
       </w:pPr>
       <w:r>
-        <w:t>Design operations strategies that fit contemporary organizations</w:t>
+        <w:t>Design operations strategies that fit contemporary organisations</w:t>
       </w:r>
     </w:p>
     <w:p>
@@ -682,7 +682,7 @@
         <w:pStyle w:val="ListBullet"/>
       </w:pPr>
       <w:r>
-        <w:t>Ten specialization courses covering operations, logistics, inventory control, production scheduling, warehouse management, procurement, and analytics</w:t>
+        <w:t>Ten specialisation courses covering operations, logistics, inventory control, production scheduling, warehouse management, procurement, and analytics</w:t>
       </w:r>
     </w:p>
     <w:p>
@@ -946,7 +946,7 @@
     </w:p>
     <w:p>
       <w:r>
-        <w:t>Fully online, no visa, no career break. The UAE's logistics market was valued at USD 57.6 billion in 2025 and is heading toward USD 96 billion by 2034, and you can study from inside it.</w:t>
+        <w:t>Fully online, no visa, no career break. Cargo keeps routing through Emirati ports and airports, and the logistics sector built around them keeps growing while you study from inside it.</w:t>
       </w:r>
     </w:p>
     <w:p>
@@ -972,7 +972,7 @@
     </w:p>
     <w:p>
       <w:r>
-        <w:t>Taggd's 2026 GCC study found nine in ten employers struggling to find qualified candidates, and supply chain functions are near the top of the list.</w:t>
+        <w:t>Across the Gulf, employers keep reporting shortages of qualified candidates, and supply chain functions are near the top of the list.</w:t>
       </w:r>
     </w:p>
     <w:p>

--- a/landing-page/program-detail/rushford-business-school/msc/03-msc-in-operations-and-supply-chain-management.docx
+++ b/landing-page/program-detail/rushford-business-school/msc/03-msc-in-operations-and-supply-chain-management.docx
@@ -38,7 +38,7 @@
         <w:t xml:space="preserve">Meta Description: </w:t>
       </w:r>
       <w:r>
-        <w:t>12-month online MSc in Operations and Supply Chain Management from Rushford Business School. 60 ECTS, AED instalments. Enquire now.</w:t>
+        <w:t>12-month online MSc in Operations and Supply Chain Management from Rushford Business School. 60 ECTS, AED installments. Enquire now.</w:t>
       </w:r>
     </w:p>
     <w:p>
@@ -126,7 +126,7 @@
         <w:pStyle w:val="Heading2"/>
       </w:pPr>
       <w:r>
-        <w:t>Programme at a Glance</w:t>
+        <w:t>Program At A Glance</w:t>
       </w:r>
     </w:p>
     <w:tbl>
@@ -331,17 +331,17 @@
         <w:pStyle w:val="Heading2"/>
       </w:pPr>
       <w:r>
-        <w:t>Programme Overview</w:t>
+        <w:t>Program Overview</w:t>
       </w:r>
     </w:p>
     <w:p>
       <w:r>
-        <w:t>Supply chain stopped being a back-office function the year it became a boardroom headline. This MSc answers that shift: five core management courses first, then ten specialisation courses spanning operations, logistics, inventory control, production scheduling, warehouse management, procurement, and the analytics that hold the whole thing together.</w:t>
+        <w:t>Supply chain stopped being a back-office function the year it became a boardroom headline. This MSc answers that shift: five core management courses first, then ten specialization courses spanning operations, logistics, inventory control, production scheduling, warehouse management, procurement, and the analytics that hold the whole thing together.</w:t>
       </w:r>
     </w:p>
     <w:p>
       <w:r>
-        <w:t>The teaching leans practical, with real-time projects, seminars, and mentorship rather than pure lectures, and it runs asynchronously on the e-Campus. Fifteen courses in twelve months, designed for people whose jobs cannot pause, because in operations they never do.</w:t>
+        <w:t>The teaching leans practical, with real-time projects, seminars, and mentorship rather than pure lectures, and it runs asynchronously on the e-Campus. 15 courses in 12 months, designed for people whose jobs cannot pause, because in operations they never do.</w:t>
       </w:r>
     </w:p>
     <w:p>
@@ -349,7 +349,7 @@
         <w:pStyle w:val="Heading2"/>
       </w:pPr>
       <w:r>
-        <w:t>Why Choose This Programme</w:t>
+        <w:t>Why Choose This Program</w:t>
       </w:r>
     </w:p>
     <w:p>
@@ -357,12 +357,12 @@
         <w:rPr>
           <w:b/>
         </w:rPr>
-        <w:t>Twelve months to the credential</w:t>
+        <w:t>12 months to the credential</w:t>
       </w:r>
     </w:p>
     <w:p>
       <w:r>
-        <w:t>Sixty ECTS across one year. Operations people rarely have eighteen to spare.</w:t>
+        <w:t>60 ECTS across 1 year. Operations people rarely have 18 to spare.</w:t>
       </w:r>
     </w:p>
     <w:p>
@@ -375,7 +375,7 @@
     </w:p>
     <w:p>
       <w:r>
-        <w:t>The programme is explicit about addressing global supply chain disruptions, which is the environment Gulf employers actually operate in.</w:t>
+        <w:t>The program is explicit about addressing global supply chain disruptions, which is the environment Gulf employers actually operate in.</w:t>
       </w:r>
     </w:p>
     <w:p>
@@ -401,7 +401,7 @@
     </w:p>
     <w:p>
       <w:r>
-        <w:t>Rushford Business School, Switzerland, awards the MSc. All fifteen courses run on the e-Campus.</w:t>
+        <w:t>Rushford Business School, Switzerland, awards the MSc. All 15 courses run on the e-Campus.</w:t>
       </w:r>
     </w:p>
     <w:p>
@@ -409,7 +409,7 @@
         <w:rPr>
           <w:b/>
         </w:rPr>
-        <w:t>Instalments in dirhams</w:t>
+        <w:t>Installments in dirhams</w:t>
       </w:r>
     </w:p>
     <w:p>
@@ -454,7 +454,7 @@
         <w:pStyle w:val="ListNumber"/>
       </w:pPr>
       <w:r>
-        <w:t>Design operations strategies that fit contemporary organisations</w:t>
+        <w:t>Design operations strategies that fit contemporary organizations</w:t>
       </w:r>
     </w:p>
     <w:p>
@@ -478,7 +478,7 @@
         <w:pStyle w:val="ListNumber"/>
       </w:pPr>
       <w:r>
-        <w:t>Manage warehouses with structure, from layout to labour</w:t>
+        <w:t>Manage warehouses with structure, from layout to labor</w:t>
       </w:r>
     </w:p>
     <w:p>
@@ -606,7 +606,7 @@
         <w:pStyle w:val="Heading2"/>
       </w:pPr>
       <w:r>
-        <w:t>Programme Structure</w:t>
+        <w:t>Program Structure</w:t>
       </w:r>
     </w:p>
     <w:p>
@@ -616,7 +616,7 @@
     </w:p>
     <w:p>
       <w:r>
-        <w:t>Three blocks across fifteen courses: core management, the operations and supply chain foundation, and the leadership and research block.</w:t>
+        <w:t>Three blocks across 15 courses: core management, the operations and supply chain foundation, and the leadership and research block.</w:t>
       </w:r>
     </w:p>
     <w:p>
@@ -649,7 +649,7 @@
         <w:pStyle w:val="ListBullet"/>
       </w:pPr>
       <w:r>
-        <w:t>Organisational Behaviour</w:t>
+        <w:t>Organisational Behavior</w:t>
       </w:r>
     </w:p>
     <w:p>
@@ -682,7 +682,7 @@
         <w:pStyle w:val="ListBullet"/>
       </w:pPr>
       <w:r>
-        <w:t>Ten specialisation courses covering operations, logistics, inventory control, production scheduling, warehouse management, procurement, and analytics</w:t>
+        <w:t>Ten specialization courses covering operations, logistics, inventory control, production scheduling, warehouse management, procurement, and analytics</w:t>
       </w:r>
     </w:p>
     <w:p>
@@ -835,7 +835,7 @@
               <w:rPr>
                 <w:sz w:val="20"/>
               </w:rPr>
-              <w:t>Feedback on projects and analyses, not formatting notes</w:t>
+              <w:t>Feedback on projects and analyzes, not formatting notes</w:t>
             </w:r>
           </w:p>
         </w:tc>
@@ -851,7 +851,7 @@
                 <w:b/>
                 <w:sz w:val="20"/>
               </w:rPr>
-              <w:t>Affordable instalments</w:t>
+              <w:t>Affordable installments</w:t>
             </w:r>
           </w:p>
         </w:tc>
@@ -922,7 +922,7 @@
               <w:rPr>
                 <w:sz w:val="20"/>
               </w:rPr>
-              <w:t>Enrolment done with you, one step at a time</w:t>
+              <w:t>Enrollment done with you, one step at a time</w:t>
             </w:r>
           </w:p>
         </w:tc>
@@ -993,12 +993,12 @@
         <w:rPr>
           <w:b/>
         </w:rPr>
-        <w:t>Twelve months fits operational lives</w:t>
+        <w:t>12 months fits operational lives</w:t>
       </w:r>
     </w:p>
     <w:p>
       <w:r>
-        <w:t>Planners and warehouse managers cannot take sabbaticals. One year, asynchronous, keeps the salary intact.</w:t>
+        <w:t>Planners and warehouse managers cannot take sabbaticals. 1 year, asynchronous, keeps the salary intact.</w:t>
       </w:r>
     </w:p>
     <w:p>
@@ -1115,7 +1115,7 @@
                 <w:b/>
                 <w:sz w:val="20"/>
               </w:rPr>
-              <w:t>Monthly Instalments</w:t>
+              <w:t>Monthly Installments</w:t>
             </w:r>
           </w:p>
         </w:tc>
@@ -1200,7 +1200,7 @@
         <w:t xml:space="preserve">Request the fee structure: </w:t>
       </w:r>
       <w:r>
-        <w:t>Fees vary with the intake and the ECTS version you select, so no fixed figure sits on this page. Admissions sends a personal breakdown on request, free and without obligation. Across our Master's programmes, totals usually land between AED 16,000 and 40,000.</w:t>
+        <w:t>Fees vary with the intake and the ECTS version you select, so no fixed figure is released up front. Admissions sends a personal breakdown on request, free and without obligation. Across our Master's programs, totals usually land between AED 16,000 and 40,000.</w:t>
       </w:r>
     </w:p>
     <w:sectPr>
